--- a/templates/custom-reference.docx
+++ b/templates/custom-reference.docx
@@ -45,15 +45,13 @@
     <w:p>
       <w:pPr>
         <w:pStyle w:val="16"/>
-        <w:spacing w:after="240"/>
-        <w:ind w:firstLine="240"/>
         <w:rPr>
           <w:lang w:eastAsia="ja-JP"/>
         </w:rPr>
       </w:pPr>
       <w:bookmarkStart w:id="0" w:name="heading-1"/>
       <w:r>
-        <w:t xml:space="preserve"> Heading 1 </w:t>
+        <w:t xml:space="preserve">Heading 1 </w:t>
       </w:r>
       <w:bookmarkEnd w:id="0"/>
     </w:p>
@@ -125,8 +123,6 @@
     <w:p>
       <w:pPr>
         <w:pStyle w:val="16"/>
-        <w:spacing w:after="240"/>
-        <w:ind w:left="120" w:firstLine="240"/>
         <w:rPr>
           <w:lang w:eastAsia="ja-JP"/>
         </w:rPr>
@@ -151,17 +147,10 @@
     <w:p>
       <w:pPr>
         <w:pStyle w:val="22"/>
-        <w:spacing w:after="120"/>
-        <w:rPr>
-          <w:lang w:eastAsia="ja-JP"/>
-        </w:rPr>
       </w:pPr>
       <w:bookmarkStart w:id="2" w:name="heading-2"/>
       <w:r>
-        <w:rPr>
-          <w:lang w:eastAsia="ja-JP"/>
-        </w:rPr>
-        <w:t xml:space="preserve"> Heading 2 </w:t>
+        <w:t xml:space="preserve">Heading 2 </w:t>
       </w:r>
       <w:bookmarkEnd w:id="2"/>
     </w:p>
@@ -177,11 +166,11 @@
     <w:p>
       <w:pPr>
         <w:pStyle w:val="3"/>
-        <w:spacing w:after="120"/>
-      </w:pPr>
-      <w:r>
-        <w:t xml:space="preserve">3. </w:t>
-      </w:r>
+        <w:numPr>
+          <w:ilvl w:val="0"/>
+          <w:numId w:val="27"/>
+        </w:numPr>
+      </w:pPr>
       <w:proofErr w:type="spellStart"/>
       <w:r>
         <w:t>禁断の部屋への道</w:t>
@@ -200,7 +189,6 @@
     <w:p>
       <w:pPr>
         <w:pStyle w:val="22"/>
-        <w:spacing w:after="120"/>
       </w:pPr>
       <w:bookmarkStart w:id="3" w:name="p70-例21"/>
       <w:r>
@@ -1429,7 +1417,7 @@
       </w:pPr>
       <w:rPr>
         <w:rFonts w:ascii="Webdings" w:hAnsi="Webdings" w:hint="default"/>
-        <w:color w:val="92CDDC" w:themeColor="accent5" w:themeTint="99"/>
+        <w:color w:val="FFB279" w:themeColor="accent5" w:themeTint="99"/>
         <w:sz w:val="48"/>
       </w:rPr>
     </w:lvl>
@@ -1533,8 +1521,8 @@
   <w:abstractNum w:abstractNumId="7" w15:restartNumberingAfterBreak="0">
     <w:nsid w:val="0BD92726"/>
     <w:multiLevelType w:val="hybridMultilevel"/>
-    <w:tmpl w:val="FDBCD9D6"/>
-    <w:lvl w:ilvl="0" w:tplc="461C0A82">
+    <w:tmpl w:val="87625884"/>
+    <w:lvl w:ilvl="0" w:tplc="20BAC902">
       <w:start w:val="1"/>
       <w:numFmt w:val="bullet"/>
       <w:pStyle w:val="3"/>
@@ -1545,7 +1533,7 @@
       </w:pPr>
       <w:rPr>
         <w:rFonts w:ascii="Webdings" w:hAnsi="Webdings" w:hint="default"/>
-        <w:color w:val="C2D69B" w:themeColor="accent3" w:themeTint="99"/>
+        <w:color w:val="C9F296" w:themeColor="accent3" w:themeTint="99"/>
         <w:sz w:val="48"/>
       </w:rPr>
     </w:lvl>
@@ -1842,7 +1830,7 @@
       </w:pPr>
       <w:rPr>
         <w:rFonts w:ascii="Wingdings" w:hAnsi="Wingdings" w:hint="default"/>
-        <w:color w:val="4F81BD" w:themeColor="accent1"/>
+        <w:color w:val="4E67C8" w:themeColor="accent1"/>
         <w:sz w:val="48"/>
       </w:rPr>
     </w:lvl>
@@ -1958,7 +1946,7 @@
       </w:pPr>
       <w:rPr>
         <w:rFonts w:ascii="Webdings" w:hAnsi="Webdings" w:hint="default"/>
-        <w:color w:val="D6E3BC" w:themeColor="accent3" w:themeTint="66"/>
+        <w:color w:val="DBF6B9" w:themeColor="accent3" w:themeTint="66"/>
         <w:sz w:val="48"/>
       </w:rPr>
     </w:lvl>
@@ -2165,6 +2153,12 @@
     </w:lvl>
   </w:abstractNum>
   <w:abstractNum w:abstractNumId="13" w15:restartNumberingAfterBreak="0">
+    <w:nsid w:val="2F016685"/>
+    <w:multiLevelType w:val="multilevel"/>
+    <w:tmpl w:val="6BE2333E"/>
+    <w:numStyleLink w:val="14"/>
+  </w:abstractNum>
+  <w:abstractNum w:abstractNumId="14" w15:restartNumberingAfterBreak="0">
     <w:nsid w:val="2FB562D1"/>
     <w:multiLevelType w:val="hybridMultilevel"/>
     <w:tmpl w:val="7FF43DC0"/>
@@ -2179,7 +2173,7 @@
       </w:pPr>
       <w:rPr>
         <w:rFonts w:ascii="Wingdings 2" w:hAnsi="Wingdings 2" w:hint="default"/>
-        <w:color w:val="1F497D" w:themeColor="text2"/>
+        <w:color w:val="212745" w:themeColor="text2"/>
       </w:rPr>
     </w:lvl>
     <w:lvl w:ilvl="1" w:tplc="0409000B" w:tentative="1">
@@ -2279,7 +2273,7 @@
       </w:rPr>
     </w:lvl>
   </w:abstractNum>
-  <w:abstractNum w:abstractNumId="14" w15:restartNumberingAfterBreak="0">
+  <w:abstractNum w:abstractNumId="15" w15:restartNumberingAfterBreak="0">
     <w:nsid w:val="2FFB71C6"/>
     <w:multiLevelType w:val="multilevel"/>
     <w:tmpl w:val="0409001D"/>
@@ -2366,7 +2360,7 @@
       </w:pPr>
     </w:lvl>
   </w:abstractNum>
-  <w:abstractNum w:abstractNumId="15" w15:restartNumberingAfterBreak="0">
+  <w:abstractNum w:abstractNumId="16" w15:restartNumberingAfterBreak="0">
     <w:nsid w:val="3EC120C6"/>
     <w:multiLevelType w:val="multilevel"/>
     <w:tmpl w:val="E92E0718"/>
@@ -2381,7 +2375,7 @@
       </w:pPr>
       <w:rPr>
         <w:rFonts w:ascii="Wingdings" w:hAnsi="Wingdings" w:hint="default"/>
-        <w:color w:val="1F497D" w:themeColor="text2"/>
+        <w:color w:val="212745" w:themeColor="text2"/>
       </w:rPr>
     </w:lvl>
     <w:lvl w:ilvl="1">
@@ -2481,7 +2475,7 @@
       </w:rPr>
     </w:lvl>
   </w:abstractNum>
-  <w:abstractNum w:abstractNumId="16" w15:restartNumberingAfterBreak="0">
+  <w:abstractNum w:abstractNumId="17" w15:restartNumberingAfterBreak="0">
     <w:nsid w:val="47E26F0C"/>
     <w:multiLevelType w:val="multilevel"/>
     <w:tmpl w:val="1A162B92"/>
@@ -2496,7 +2490,7 @@
       </w:pPr>
       <w:rPr>
         <w:rFonts w:ascii="Wingdings" w:hAnsi="Wingdings" w:hint="default"/>
-        <w:color w:val="1F497D" w:themeColor="text2"/>
+        <w:color w:val="212745" w:themeColor="text2"/>
       </w:rPr>
     </w:lvl>
     <w:lvl w:ilvl="1">
@@ -2596,7 +2590,7 @@
       </w:rPr>
     </w:lvl>
   </w:abstractNum>
-  <w:abstractNum w:abstractNumId="17" w15:restartNumberingAfterBreak="0">
+  <w:abstractNum w:abstractNumId="18" w15:restartNumberingAfterBreak="0">
     <w:nsid w:val="4B9B3DCD"/>
     <w:multiLevelType w:val="multilevel"/>
     <w:tmpl w:val="CDC476E8"/>
@@ -2683,7 +2677,7 @@
       </w:pPr>
     </w:lvl>
   </w:abstractNum>
-  <w:abstractNum w:abstractNumId="18" w15:restartNumberingAfterBreak="0">
+  <w:abstractNum w:abstractNumId="19" w15:restartNumberingAfterBreak="0">
     <w:nsid w:val="4FEB430E"/>
     <w:multiLevelType w:val="multilevel"/>
     <w:tmpl w:val="0409001D"/>
@@ -2770,7 +2764,7 @@
       </w:pPr>
     </w:lvl>
   </w:abstractNum>
-  <w:abstractNum w:abstractNumId="19" w15:restartNumberingAfterBreak="0">
+  <w:abstractNum w:abstractNumId="20" w15:restartNumberingAfterBreak="0">
     <w:nsid w:val="557D71FA"/>
     <w:multiLevelType w:val="multilevel"/>
     <w:tmpl w:val="C5DAB98E"/>
@@ -2848,7 +2842,7 @@
       </w:pPr>
     </w:lvl>
   </w:abstractNum>
-  <w:abstractNum w:abstractNumId="20" w15:restartNumberingAfterBreak="0">
+  <w:abstractNum w:abstractNumId="21" w15:restartNumberingAfterBreak="0">
     <w:nsid w:val="5D8C1117"/>
     <w:multiLevelType w:val="multilevel"/>
     <w:tmpl w:val="FEDE2990"/>
@@ -2863,7 +2857,7 @@
       </w:pPr>
       <w:rPr>
         <w:rFonts w:ascii="Wingdings" w:hAnsi="Wingdings" w:hint="default"/>
-        <w:color w:val="1F497D" w:themeColor="text2"/>
+        <w:color w:val="212745" w:themeColor="text2"/>
       </w:rPr>
     </w:lvl>
     <w:lvl w:ilvl="1">
@@ -2963,7 +2957,7 @@
       </w:rPr>
     </w:lvl>
   </w:abstractNum>
-  <w:abstractNum w:abstractNumId="21" w15:restartNumberingAfterBreak="0">
+  <w:abstractNum w:abstractNumId="22" w15:restartNumberingAfterBreak="0">
     <w:nsid w:val="5FAD42A2"/>
     <w:multiLevelType w:val="multilevel"/>
     <w:tmpl w:val="6BE2333E"/>
@@ -2978,7 +2972,7 @@
       </w:pPr>
       <w:rPr>
         <w:rFonts w:ascii="Webdings" w:hAnsi="Webdings" w:hint="default"/>
-        <w:color w:val="76923C" w:themeColor="accent3" w:themeShade="BF"/>
+        <w:color w:val="80D219" w:themeColor="accent3" w:themeShade="BF"/>
         <w:sz w:val="48"/>
       </w:rPr>
     </w:lvl>
@@ -3079,7 +3073,7 @@
       </w:rPr>
     </w:lvl>
   </w:abstractNum>
-  <w:abstractNum w:abstractNumId="22" w15:restartNumberingAfterBreak="0">
+  <w:abstractNum w:abstractNumId="23" w15:restartNumberingAfterBreak="0">
     <w:nsid w:val="68781EC4"/>
     <w:multiLevelType w:val="multilevel"/>
     <w:tmpl w:val="5750F540"/>
@@ -3094,7 +3088,7 @@
       </w:pPr>
       <w:rPr>
         <w:rFonts w:ascii="Webdings" w:hAnsi="Webdings" w:hint="default"/>
-        <w:color w:val="92CDDC" w:themeColor="accent5" w:themeTint="99"/>
+        <w:color w:val="FFB279" w:themeColor="accent5" w:themeTint="99"/>
         <w:sz w:val="52"/>
       </w:rPr>
     </w:lvl>
@@ -3195,7 +3189,7 @@
       </w:rPr>
     </w:lvl>
   </w:abstractNum>
-  <w:abstractNum w:abstractNumId="23" w15:restartNumberingAfterBreak="0">
+  <w:abstractNum w:abstractNumId="24" w15:restartNumberingAfterBreak="0">
     <w:nsid w:val="6A2D0C2A"/>
     <w:multiLevelType w:val="multilevel"/>
     <w:tmpl w:val="FDA6815C"/>
@@ -3210,7 +3204,7 @@
       </w:pPr>
       <w:rPr>
         <w:rFonts w:ascii="Webdings" w:hAnsi="Webdings" w:hint="default"/>
-        <w:color w:val="C2D69B" w:themeColor="accent3" w:themeTint="99"/>
+        <w:color w:val="C9F296" w:themeColor="accent3" w:themeTint="99"/>
         <w:sz w:val="48"/>
       </w:rPr>
     </w:lvl>
@@ -3311,7 +3305,93 @@
       </w:rPr>
     </w:lvl>
   </w:abstractNum>
-  <w:abstractNum w:abstractNumId="24" w15:restartNumberingAfterBreak="0">
+  <w:abstractNum w:abstractNumId="25" w15:restartNumberingAfterBreak="0">
+    <w:nsid w:val="6BFB3BAA"/>
+    <w:multiLevelType w:val="multilevel"/>
+    <w:tmpl w:val="6C1260C6"/>
+    <w:lvl w:ilvl="0">
+      <w:start w:val="1"/>
+      <w:numFmt w:val="decimal"/>
+      <w:lvlText w:val="%1."/>
+      <w:lvlJc w:val="left"/>
+      <w:pPr>
+        <w:ind w:left="425" w:hanging="425"/>
+      </w:pPr>
+    </w:lvl>
+    <w:lvl w:ilvl="1">
+      <w:start w:val="1"/>
+      <w:numFmt w:val="decimal"/>
+      <w:lvlText w:val="%1.%2."/>
+      <w:lvlJc w:val="left"/>
+      <w:pPr>
+        <w:ind w:left="567" w:hanging="567"/>
+      </w:pPr>
+    </w:lvl>
+    <w:lvl w:ilvl="2">
+      <w:start w:val="1"/>
+      <w:numFmt w:val="decimal"/>
+      <w:lvlText w:val="%1.%2.%3."/>
+      <w:lvlJc w:val="left"/>
+      <w:pPr>
+        <w:ind w:left="709" w:hanging="709"/>
+      </w:pPr>
+    </w:lvl>
+    <w:lvl w:ilvl="3">
+      <w:start w:val="1"/>
+      <w:numFmt w:val="decimal"/>
+      <w:lvlText w:val="%1.%2.%3.%4."/>
+      <w:lvlJc w:val="left"/>
+      <w:pPr>
+        <w:ind w:left="851" w:hanging="851"/>
+      </w:pPr>
+    </w:lvl>
+    <w:lvl w:ilvl="4">
+      <w:start w:val="1"/>
+      <w:numFmt w:val="decimal"/>
+      <w:lvlText w:val="%1.%2.%3.%4.%5."/>
+      <w:lvlJc w:val="left"/>
+      <w:pPr>
+        <w:ind w:left="992" w:hanging="992"/>
+      </w:pPr>
+    </w:lvl>
+    <w:lvl w:ilvl="5">
+      <w:start w:val="1"/>
+      <w:numFmt w:val="decimal"/>
+      <w:lvlText w:val="%1.%2.%3.%4.%5.%6."/>
+      <w:lvlJc w:val="left"/>
+      <w:pPr>
+        <w:ind w:left="1134" w:hanging="1134"/>
+      </w:pPr>
+    </w:lvl>
+    <w:lvl w:ilvl="6">
+      <w:start w:val="1"/>
+      <w:numFmt w:val="decimal"/>
+      <w:lvlText w:val="%1.%2.%3.%4.%5.%6.%7."/>
+      <w:lvlJc w:val="left"/>
+      <w:pPr>
+        <w:ind w:left="1276" w:hanging="1276"/>
+      </w:pPr>
+    </w:lvl>
+    <w:lvl w:ilvl="7">
+      <w:start w:val="1"/>
+      <w:numFmt w:val="decimal"/>
+      <w:lvlText w:val="%1.%2.%3.%4.%5.%6.%7.%8."/>
+      <w:lvlJc w:val="left"/>
+      <w:pPr>
+        <w:ind w:left="1418" w:hanging="1418"/>
+      </w:pPr>
+    </w:lvl>
+    <w:lvl w:ilvl="8">
+      <w:start w:val="1"/>
+      <w:numFmt w:val="decimal"/>
+      <w:lvlText w:val="%1.%2.%3.%4.%5.%6.%7.%8.%9."/>
+      <w:lvlJc w:val="left"/>
+      <w:pPr>
+        <w:ind w:left="1559" w:hanging="1559"/>
+      </w:pPr>
+    </w:lvl>
+  </w:abstractNum>
+  <w:abstractNum w:abstractNumId="26" w15:restartNumberingAfterBreak="0">
     <w:nsid w:val="794B0ED4"/>
     <w:multiLevelType w:val="multilevel"/>
     <w:tmpl w:val="53485AFE"/>
@@ -3326,7 +3406,7 @@
       </w:pPr>
       <w:rPr>
         <w:rFonts w:ascii="Wingdings" w:hAnsi="Wingdings" w:hint="default"/>
-        <w:color w:val="1F497D" w:themeColor="text2"/>
+        <w:color w:val="212745" w:themeColor="text2"/>
       </w:rPr>
     </w:lvl>
     <w:lvl w:ilvl="1">
@@ -3436,28 +3516,28 @@
     <w:abstractNumId w:val="7"/>
   </w:num>
   <w:num w:numId="4" w16cid:durableId="1300265163">
-    <w:abstractNumId w:val="18"/>
+    <w:abstractNumId w:val="19"/>
   </w:num>
   <w:num w:numId="5" w16cid:durableId="1590312411">
+    <w:abstractNumId w:val="15"/>
+  </w:num>
+  <w:num w:numId="6" w16cid:durableId="1809011301">
+    <w:abstractNumId w:val="23"/>
+  </w:num>
+  <w:num w:numId="7" w16cid:durableId="1521627423">
     <w:abstractNumId w:val="14"/>
   </w:num>
-  <w:num w:numId="6" w16cid:durableId="1809011301">
-    <w:abstractNumId w:val="22"/>
-  </w:num>
-  <w:num w:numId="7" w16cid:durableId="1521627423">
-    <w:abstractNumId w:val="13"/>
-  </w:num>
   <w:num w:numId="8" w16cid:durableId="503470101">
-    <w:abstractNumId w:val="24"/>
+    <w:abstractNumId w:val="26"/>
   </w:num>
   <w:num w:numId="9" w16cid:durableId="2119640755">
-    <w:abstractNumId w:val="15"/>
+    <w:abstractNumId w:val="16"/>
   </w:num>
   <w:num w:numId="10" w16cid:durableId="1356888436">
-    <w:abstractNumId w:val="20"/>
+    <w:abstractNumId w:val="21"/>
   </w:num>
   <w:num w:numId="11" w16cid:durableId="2113431899">
-    <w:abstractNumId w:val="16"/>
+    <w:abstractNumId w:val="17"/>
   </w:num>
   <w:num w:numId="12" w16cid:durableId="1384644855">
     <w:abstractNumId w:val="4"/>
@@ -3466,7 +3546,7 @@
     <w:abstractNumId w:val="5"/>
   </w:num>
   <w:num w:numId="14" w16cid:durableId="1137183002">
-    <w:abstractNumId w:val="19"/>
+    <w:abstractNumId w:val="20"/>
   </w:num>
   <w:num w:numId="15" w16cid:durableId="1541895664">
     <w:abstractNumId w:val="8"/>
@@ -3475,7 +3555,7 @@
     <w:abstractNumId w:val="12"/>
   </w:num>
   <w:num w:numId="17" w16cid:durableId="515703614">
-    <w:abstractNumId w:val="17"/>
+    <w:abstractNumId w:val="18"/>
   </w:num>
   <w:num w:numId="18" w16cid:durableId="1153134212">
     <w:abstractNumId w:val="3"/>
@@ -3493,13 +3573,19 @@
     <w:abstractNumId w:val="6"/>
   </w:num>
   <w:num w:numId="23" w16cid:durableId="1402168991">
-    <w:abstractNumId w:val="23"/>
+    <w:abstractNumId w:val="24"/>
   </w:num>
   <w:num w:numId="24" w16cid:durableId="1940405217">
-    <w:abstractNumId w:val="21"/>
+    <w:abstractNumId w:val="22"/>
   </w:num>
   <w:num w:numId="25" w16cid:durableId="2713043">
     <w:abstractNumId w:val="11"/>
+  </w:num>
+  <w:num w:numId="26" w16cid:durableId="1101605756">
+    <w:abstractNumId w:val="25"/>
+  </w:num>
+  <w:num w:numId="27" w16cid:durableId="999189955">
+    <w:abstractNumId w:val="13"/>
   </w:num>
 </w:numbering>
 </file>
@@ -3781,18 +3867,17 @@
     <w:link w:val="17"/>
     <w:uiPriority w:val="9"/>
     <w:qFormat/>
-    <w:rsid w:val="00256050"/>
+    <w:rsid w:val="00EB2253"/>
     <w:pPr>
       <w:keepNext/>
       <w:keepLines/>
       <w:pBdr>
-        <w:left w:val="single" w:sz="48" w:space="0" w:color="C2D69B" w:themeColor="accent3" w:themeTint="99"/>
-        <w:bottom w:val="dashSmallGap" w:sz="4" w:space="0" w:color="4F81BD" w:themeColor="accent1"/>
+        <w:left w:val="single" w:sz="48" w:space="0" w:color="C9F296" w:themeColor="accent3" w:themeTint="99"/>
+        <w:bottom w:val="dashSmallGap" w:sz="4" w:space="0" w:color="4E67C8" w:themeColor="accent1"/>
       </w:pBdr>
       <w:shd w:val="clear" w:color="auto" w:fill="F2F2F2" w:themeFill="background1" w:themeFillShade="F2"/>
       <w:snapToGrid w:val="0"/>
-      <w:spacing w:before="480" w:afterLines="100" w:after="100"/>
-      <w:ind w:firstLineChars="50" w:firstLine="50"/>
+      <w:spacing w:before="480" w:afterLines="100" w:after="240"/>
       <w:textAlignment w:val="bottom"/>
       <w:outlineLvl w:val="0"/>
     </w:pPr>
@@ -3811,24 +3896,25 @@
     <w:uiPriority w:val="9"/>
     <w:unhideWhenUsed/>
     <w:qFormat/>
-    <w:rsid w:val="00256050"/>
+    <w:rsid w:val="00EB2253"/>
     <w:pPr>
       <w:keepNext/>
       <w:keepLines/>
       <w:pBdr>
         <w:top w:val="single" w:sz="6" w:space="1" w:color="595959" w:themeColor="text1" w:themeTint="A6"/>
-        <w:left w:val="single" w:sz="48" w:space="4" w:color="C2D69B" w:themeColor="accent3" w:themeTint="99"/>
+        <w:left w:val="single" w:sz="48" w:space="4" w:color="C9F296" w:themeColor="accent3" w:themeTint="99"/>
         <w:bottom w:val="single" w:sz="6" w:space="1" w:color="595959" w:themeColor="text1" w:themeTint="A6"/>
         <w:right w:val="single" w:sz="6" w:space="4" w:color="595959" w:themeColor="text1" w:themeTint="A6"/>
       </w:pBdr>
       <w:snapToGrid w:val="0"/>
-      <w:spacing w:before="240" w:afterLines="50" w:after="50"/>
+      <w:spacing w:before="240" w:afterLines="50" w:after="120"/>
       <w:outlineLvl w:val="1"/>
     </w:pPr>
     <w:rPr>
       <w:rFonts w:ascii="Source Han Code JP M" w:eastAsia="Source Han Code JP M" w:hAnsi="Source Han Code JP M" w:cs="Source Han Code JP M"/>
       <w:sz w:val="40"/>
       <w:szCs w:val="40"/>
+      <w:lang w:eastAsia="ja-JP"/>
     </w:rPr>
   </w:style>
   <w:style w:type="paragraph" w:styleId="3">
@@ -3839,15 +3925,15 @@
     <w:uiPriority w:val="9"/>
     <w:unhideWhenUsed/>
     <w:qFormat/>
-    <w:rsid w:val="00256050"/>
+    <w:rsid w:val="00FC046E"/>
     <w:pPr>
       <w:keepNext/>
       <w:keepLines/>
       <w:numPr>
         <w:numId w:val="3"/>
       </w:numPr>
-      <w:shd w:val="clear" w:color="auto" w:fill="D6E3BC" w:themeFill="accent3" w:themeFillTint="66"/>
-      <w:spacing w:before="200" w:afterLines="50" w:after="50"/>
+      <w:shd w:val="clear" w:color="auto" w:fill="DBF6B9" w:themeFill="accent3" w:themeFillTint="66"/>
+      <w:spacing w:before="200" w:afterLines="50" w:after="120"/>
       <w:outlineLvl w:val="2"/>
     </w:pPr>
     <w:rPr>
@@ -3877,7 +3963,7 @@
     </w:pPr>
     <w:rPr>
       <w:rFonts w:ascii="Source Han Code JP M" w:eastAsia="Source Han Code JP M" w:hAnsi="Source Han Code JP M" w:cs="Source Han Code JP M"/>
-      <w:color w:val="1F497D" w:themeColor="text2"/>
+      <w:color w:val="212745" w:themeColor="text2"/>
       <w:sz w:val="28"/>
       <w:szCs w:val="28"/>
     </w:rPr>
@@ -3918,7 +4004,7 @@
     </w:pPr>
     <w:rPr>
       <w:rFonts w:asciiTheme="majorHAnsi" w:eastAsia="源ノ角ゴシック Code JP M" w:hAnsiTheme="majorHAnsi" w:cstheme="majorBidi"/>
-      <w:color w:val="4F81BD" w:themeColor="accent1"/>
+      <w:color w:val="4E67C8" w:themeColor="accent1"/>
     </w:rPr>
   </w:style>
   <w:style w:type="paragraph" w:styleId="70">
@@ -3937,7 +4023,7 @@
     </w:pPr>
     <w:rPr>
       <w:rFonts w:asciiTheme="majorHAnsi" w:eastAsia="源ノ角ゴシック Code JP M" w:hAnsiTheme="majorHAnsi" w:cstheme="majorBidi"/>
-      <w:color w:val="4F81BD" w:themeColor="accent1"/>
+      <w:color w:val="4E67C8" w:themeColor="accent1"/>
     </w:rPr>
   </w:style>
   <w:style w:type="paragraph" w:styleId="80">
@@ -3956,7 +4042,7 @@
     </w:pPr>
     <w:rPr>
       <w:rFonts w:asciiTheme="majorHAnsi" w:eastAsia="源ノ角ゴシック Code JP M" w:hAnsiTheme="majorHAnsi" w:cstheme="majorBidi"/>
-      <w:color w:val="4F81BD" w:themeColor="accent1"/>
+      <w:color w:val="4E67C8" w:themeColor="accent1"/>
     </w:rPr>
   </w:style>
   <w:style w:type="paragraph" w:styleId="90">
@@ -3975,7 +4061,7 @@
     </w:pPr>
     <w:rPr>
       <w:rFonts w:asciiTheme="majorHAnsi" w:eastAsia="源ノ角ゴシック Code JP M" w:hAnsiTheme="majorHAnsi" w:cstheme="majorBidi"/>
-      <w:color w:val="4F81BD" w:themeColor="accent1"/>
+      <w:color w:val="4E67C8" w:themeColor="accent1"/>
     </w:rPr>
   </w:style>
   <w:style w:type="character" w:default="1" w:styleId="a3">
@@ -4054,7 +4140,7 @@
       <w:rFonts w:asciiTheme="majorHAnsi" w:eastAsia="源ノ角ゴシック Code JP H" w:hAnsiTheme="majorHAnsi" w:cstheme="majorBidi"/>
       <w:b/>
       <w:bCs/>
-      <w:color w:val="345A8A" w:themeColor="accent1" w:themeShade="B5"/>
+      <w:color w:val="2E4396" w:themeColor="accent1" w:themeShade="B5"/>
       <w:sz w:val="36"/>
       <w:szCs w:val="36"/>
     </w:rPr>
@@ -4132,12 +4218,12 @@
     <w:rsid w:val="00256050"/>
     <w:pPr>
       <w:pBdr>
-        <w:top w:val="single" w:sz="48" w:space="1" w:color="EAF1DD" w:themeColor="accent3" w:themeTint="33"/>
-        <w:left w:val="single" w:sz="48" w:space="4" w:color="EAF1DD" w:themeColor="accent3" w:themeTint="33"/>
-        <w:bottom w:val="single" w:sz="48" w:space="1" w:color="EAF1DD" w:themeColor="accent3" w:themeTint="33"/>
-        <w:right w:val="single" w:sz="48" w:space="4" w:color="EAF1DD" w:themeColor="accent3" w:themeTint="33"/>
+        <w:top w:val="single" w:sz="48" w:space="1" w:color="EDFADC" w:themeColor="accent3" w:themeTint="33"/>
+        <w:left w:val="single" w:sz="48" w:space="4" w:color="EDFADC" w:themeColor="accent3" w:themeTint="33"/>
+        <w:bottom w:val="single" w:sz="48" w:space="1" w:color="EDFADC" w:themeColor="accent3" w:themeTint="33"/>
+        <w:right w:val="single" w:sz="48" w:space="4" w:color="EDFADC" w:themeColor="accent3" w:themeTint="33"/>
       </w:pBdr>
-      <w:shd w:val="clear" w:color="auto" w:fill="EAF1DD" w:themeFill="accent3" w:themeFillTint="33"/>
+      <w:shd w:val="clear" w:color="auto" w:fill="EDFADC" w:themeFill="accent3" w:themeFillTint="33"/>
       <w:spacing w:before="100" w:after="100"/>
       <w:ind w:left="480" w:right="480"/>
     </w:pPr>
@@ -4257,7 +4343,7 @@
       <w:bCs/>
       <w:i w:val="0"/>
       <w:iCs w:val="0"/>
-      <w:color w:val="4BACC6" w:themeColor="accent5"/>
+      <w:color w:val="FF8021" w:themeColor="accent5"/>
       <w:sz w:val="28"/>
       <w:szCs w:val="16"/>
       <w:vertAlign w:val="superscript"/>
@@ -4267,7 +4353,7 @@
     <w:name w:val="Hyperlink"/>
     <w:basedOn w:val="ad"/>
     <w:rPr>
-      <w:color w:val="4F81BD" w:themeColor="accent1"/>
+      <w:color w:val="4E67C8" w:themeColor="accent1"/>
     </w:rPr>
   </w:style>
   <w:style w:type="paragraph" w:styleId="af0">
@@ -4285,7 +4371,7 @@
       <w:rFonts w:eastAsiaTheme="majorEastAsia"/>
       <w:b/>
       <w:bCs w:val="0"/>
-      <w:color w:val="365F91" w:themeColor="accent1" w:themeShade="BF"/>
+      <w:color w:val="31479E" w:themeColor="accent1" w:themeShade="BF"/>
     </w:rPr>
   </w:style>
   <w:style w:type="paragraph" w:styleId="af1">
@@ -4354,13 +4440,13 @@
     <w:basedOn w:val="a3"/>
     <w:link w:val="3"/>
     <w:uiPriority w:val="9"/>
-    <w:rsid w:val="00256050"/>
+    <w:rsid w:val="00FC046E"/>
     <w:rPr>
       <w:rFonts w:ascii="Source Han Code JP M" w:eastAsia="Source Han Code JP R" w:hAnsi="Source Han Code JP M" w:cs="Source Han Code JP M"/>
       <w:color w:val="262626" w:themeColor="text1" w:themeTint="D9"/>
       <w:sz w:val="32"/>
       <w:szCs w:val="28"/>
-      <w:shd w:val="clear" w:color="auto" w:fill="D6E3BC" w:themeFill="accent3" w:themeFillTint="66"/>
+      <w:shd w:val="clear" w:color="auto" w:fill="DBF6B9" w:themeFill="accent3" w:themeFillTint="66"/>
     </w:rPr>
   </w:style>
   <w:style w:type="character" w:customStyle="1" w:styleId="17">
@@ -4368,7 +4454,7 @@
     <w:basedOn w:val="a3"/>
     <w:link w:val="16"/>
     <w:uiPriority w:val="9"/>
-    <w:rsid w:val="00256050"/>
+    <w:rsid w:val="00EB2253"/>
     <w:rPr>
       <w:rFonts w:ascii="Source Han Code JP R" w:eastAsia="Source Han Code JP R" w:hAnsi="Source Han Code JP R" w:cstheme="majorBidi"/>
       <w:bCs/>
@@ -4390,10 +4476,10 @@
       <w:tblStyleRowBandSize w:val="1"/>
       <w:tblStyleColBandSize w:val="1"/>
       <w:tblBorders>
-        <w:top w:val="single" w:sz="4" w:space="0" w:color="4BACC6" w:themeColor="accent5"/>
-        <w:left w:val="single" w:sz="4" w:space="0" w:color="4BACC6" w:themeColor="accent5"/>
-        <w:bottom w:val="single" w:sz="4" w:space="0" w:color="4BACC6" w:themeColor="accent5"/>
-        <w:right w:val="single" w:sz="4" w:space="0" w:color="4BACC6" w:themeColor="accent5"/>
+        <w:top w:val="single" w:sz="4" w:space="0" w:color="FF8021" w:themeColor="accent5"/>
+        <w:left w:val="single" w:sz="4" w:space="0" w:color="FF8021" w:themeColor="accent5"/>
+        <w:bottom w:val="single" w:sz="4" w:space="0" w:color="FF8021" w:themeColor="accent5"/>
+        <w:right w:val="single" w:sz="4" w:space="0" w:color="FF8021" w:themeColor="accent5"/>
       </w:tblBorders>
     </w:tblPr>
     <w:tblStylePr w:type="firstRow">
@@ -4404,7 +4490,7 @@
       </w:rPr>
       <w:tblPr/>
       <w:tcPr>
-        <w:shd w:val="clear" w:color="auto" w:fill="4BACC6" w:themeFill="accent5"/>
+        <w:shd w:val="clear" w:color="auto" w:fill="FF8021" w:themeFill="accent5"/>
       </w:tcPr>
     </w:tblStylePr>
     <w:tblStylePr w:type="lastRow">
@@ -4415,7 +4501,7 @@
       <w:tblPr/>
       <w:tcPr>
         <w:tcBorders>
-          <w:top w:val="double" w:sz="4" w:space="0" w:color="4BACC6" w:themeColor="accent5"/>
+          <w:top w:val="double" w:sz="4" w:space="0" w:color="FF8021" w:themeColor="accent5"/>
         </w:tcBorders>
         <w:shd w:val="clear" w:color="auto" w:fill="FFFFFF" w:themeFill="background1"/>
       </w:tcPr>
@@ -4450,8 +4536,8 @@
       <w:tblPr/>
       <w:tcPr>
         <w:tcBorders>
-          <w:left w:val="single" w:sz="4" w:space="0" w:color="4BACC6" w:themeColor="accent5"/>
-          <w:right w:val="single" w:sz="4" w:space="0" w:color="4BACC6" w:themeColor="accent5"/>
+          <w:left w:val="single" w:sz="4" w:space="0" w:color="FF8021" w:themeColor="accent5"/>
+          <w:right w:val="single" w:sz="4" w:space="0" w:color="FF8021" w:themeColor="accent5"/>
         </w:tcBorders>
       </w:tcPr>
     </w:tblStylePr>
@@ -4459,8 +4545,8 @@
       <w:tblPr/>
       <w:tcPr>
         <w:tcBorders>
-          <w:top w:val="single" w:sz="4" w:space="0" w:color="4BACC6" w:themeColor="accent5"/>
-          <w:bottom w:val="single" w:sz="4" w:space="0" w:color="4BACC6" w:themeColor="accent5"/>
+          <w:top w:val="single" w:sz="4" w:space="0" w:color="FF8021" w:themeColor="accent5"/>
+          <w:bottom w:val="single" w:sz="4" w:space="0" w:color="FF8021" w:themeColor="accent5"/>
           <w:insideH w:val="nil"/>
         </w:tcBorders>
       </w:tcPr>
@@ -4487,7 +4573,7 @@
       <w:tblPr/>
       <w:tcPr>
         <w:tcBorders>
-          <w:top w:val="double" w:sz="4" w:space="0" w:color="4BACC6" w:themeColor="accent5"/>
+          <w:top w:val="double" w:sz="4" w:space="0" w:color="FF8021" w:themeColor="accent5"/>
           <w:left w:val="nil"/>
         </w:tcBorders>
       </w:tcPr>
@@ -4496,7 +4582,7 @@
       <w:tblPr/>
       <w:tcPr>
         <w:tcBorders>
-          <w:top w:val="double" w:sz="4" w:space="0" w:color="4BACC6" w:themeColor="accent5"/>
+          <w:top w:val="double" w:sz="4" w:space="0" w:color="FF8021" w:themeColor="accent5"/>
           <w:right w:val="nil"/>
         </w:tcBorders>
       </w:tcPr>
@@ -4617,7 +4703,7 @@
     <w:basedOn w:val="a3"/>
     <w:rsid w:val="00BD595A"/>
     <w:rPr>
-      <w:color w:val="800080" w:themeColor="followedHyperlink"/>
+      <w:color w:val="59A8D1" w:themeColor="followedHyperlink"/>
       <w:u w:val="single"/>
     </w:rPr>
   </w:style>
@@ -4633,12 +4719,12 @@
       <w:tblStyleRowBandSize w:val="1"/>
       <w:tblStyleColBandSize w:val="1"/>
       <w:tblBorders>
-        <w:top w:val="single" w:sz="4" w:space="0" w:color="92CDDC" w:themeColor="accent5" w:themeTint="99"/>
-        <w:left w:val="single" w:sz="4" w:space="0" w:color="92CDDC" w:themeColor="accent5" w:themeTint="99"/>
-        <w:bottom w:val="single" w:sz="4" w:space="0" w:color="92CDDC" w:themeColor="accent5" w:themeTint="99"/>
-        <w:right w:val="single" w:sz="4" w:space="0" w:color="92CDDC" w:themeColor="accent5" w:themeTint="99"/>
-        <w:insideH w:val="single" w:sz="4" w:space="0" w:color="92CDDC" w:themeColor="accent5" w:themeTint="99"/>
-        <w:insideV w:val="single" w:sz="4" w:space="0" w:color="92CDDC" w:themeColor="accent5" w:themeTint="99"/>
+        <w:top w:val="single" w:sz="4" w:space="0" w:color="FFB279" w:themeColor="accent5" w:themeTint="99"/>
+        <w:left w:val="single" w:sz="4" w:space="0" w:color="FFB279" w:themeColor="accent5" w:themeTint="99"/>
+        <w:bottom w:val="single" w:sz="4" w:space="0" w:color="FFB279" w:themeColor="accent5" w:themeTint="99"/>
+        <w:right w:val="single" w:sz="4" w:space="0" w:color="FFB279" w:themeColor="accent5" w:themeTint="99"/>
+        <w:insideH w:val="single" w:sz="4" w:space="0" w:color="FFB279" w:themeColor="accent5" w:themeTint="99"/>
+        <w:insideV w:val="single" w:sz="4" w:space="0" w:color="FFB279" w:themeColor="accent5" w:themeTint="99"/>
       </w:tblBorders>
     </w:tblPr>
     <w:tblStylePr w:type="firstRow">
@@ -4650,14 +4736,14 @@
       <w:tblPr/>
       <w:tcPr>
         <w:tcBorders>
-          <w:top w:val="single" w:sz="4" w:space="0" w:color="4BACC6" w:themeColor="accent5"/>
-          <w:left w:val="single" w:sz="4" w:space="0" w:color="4BACC6" w:themeColor="accent5"/>
-          <w:bottom w:val="single" w:sz="4" w:space="0" w:color="4BACC6" w:themeColor="accent5"/>
-          <w:right w:val="single" w:sz="4" w:space="0" w:color="4BACC6" w:themeColor="accent5"/>
+          <w:top w:val="single" w:sz="4" w:space="0" w:color="FF8021" w:themeColor="accent5"/>
+          <w:left w:val="single" w:sz="4" w:space="0" w:color="FF8021" w:themeColor="accent5"/>
+          <w:bottom w:val="single" w:sz="4" w:space="0" w:color="FF8021" w:themeColor="accent5"/>
+          <w:right w:val="single" w:sz="4" w:space="0" w:color="FF8021" w:themeColor="accent5"/>
           <w:insideH w:val="nil"/>
           <w:insideV w:val="nil"/>
         </w:tcBorders>
-        <w:shd w:val="clear" w:color="auto" w:fill="4BACC6" w:themeFill="accent5"/>
+        <w:shd w:val="clear" w:color="auto" w:fill="FF8021" w:themeFill="accent5"/>
       </w:tcPr>
     </w:tblStylePr>
     <w:tblStylePr w:type="lastRow">
@@ -4668,7 +4754,7 @@
       <w:tblPr/>
       <w:tcPr>
         <w:tcBorders>
-          <w:top w:val="double" w:sz="4" w:space="0" w:color="4BACC6" w:themeColor="accent5"/>
+          <w:top w:val="double" w:sz="4" w:space="0" w:color="FF8021" w:themeColor="accent5"/>
         </w:tcBorders>
       </w:tcPr>
     </w:tblStylePr>
@@ -4687,13 +4773,13 @@
     <w:tblStylePr w:type="band1Vert">
       <w:tblPr/>
       <w:tcPr>
-        <w:shd w:val="clear" w:color="auto" w:fill="DAEEF3" w:themeFill="accent5" w:themeFillTint="33"/>
+        <w:shd w:val="clear" w:color="auto" w:fill="FFE5D2" w:themeFill="accent5" w:themeFillTint="33"/>
       </w:tcPr>
     </w:tblStylePr>
     <w:tblStylePr w:type="band1Horz">
       <w:tblPr/>
       <w:tcPr>
-        <w:shd w:val="clear" w:color="auto" w:fill="DAEEF3" w:themeFill="accent5" w:themeFillTint="33"/>
+        <w:shd w:val="clear" w:color="auto" w:fill="FFE5D2" w:themeFill="accent5" w:themeFillTint="33"/>
       </w:tcPr>
     </w:tblStylePr>
   </w:style>
@@ -4732,7 +4818,7 @@
         <w:tcBorders>
           <w:bottom w:val="nil"/>
         </w:tcBorders>
-        <w:shd w:val="clear" w:color="auto" w:fill="4BACC6" w:themeFill="accent5"/>
+        <w:shd w:val="clear" w:color="auto" w:fill="FF8021" w:themeFill="accent5"/>
       </w:tcPr>
     </w:tblStylePr>
     <w:tblStylePr w:type="band1Horz">
@@ -5001,7 +5087,7 @@
 <file path=word/theme/theme1.xml><?xml version="1.0" encoding="utf-8"?>
 <a:theme xmlns:a="http://schemas.openxmlformats.org/drawingml/2006/main" name="Office Theme">
   <a:themeElements>
-    <a:clrScheme name="Office">
+    <a:clrScheme name="スリップストリーム">
       <a:dk1>
         <a:sysClr val="windowText" lastClr="000000"/>
       </a:dk1>
@@ -5009,34 +5095,34 @@
         <a:sysClr val="window" lastClr="FFFFFF"/>
       </a:lt1>
       <a:dk2>
-        <a:srgbClr val="1F497D"/>
+        <a:srgbClr val="212745"/>
       </a:dk2>
       <a:lt2>
-        <a:srgbClr val="EEECE1"/>
+        <a:srgbClr val="B4DCFA"/>
       </a:lt2>
       <a:accent1>
-        <a:srgbClr val="4F81BD"/>
+        <a:srgbClr val="4E67C8"/>
       </a:accent1>
       <a:accent2>
-        <a:srgbClr val="C0504D"/>
+        <a:srgbClr val="5ECCF3"/>
       </a:accent2>
       <a:accent3>
-        <a:srgbClr val="9BBB59"/>
+        <a:srgbClr val="A7EA52"/>
       </a:accent3>
       <a:accent4>
-        <a:srgbClr val="8064A2"/>
+        <a:srgbClr val="5DCEAF"/>
       </a:accent4>
       <a:accent5>
-        <a:srgbClr val="4BACC6"/>
+        <a:srgbClr val="FF8021"/>
       </a:accent5>
       <a:accent6>
-        <a:srgbClr val="F79646"/>
+        <a:srgbClr val="F14124"/>
       </a:accent6>
       <a:hlink>
-        <a:srgbClr val="0000FF"/>
+        <a:srgbClr val="56C7AA"/>
       </a:hlink>
       <a:folHlink>
-        <a:srgbClr val="800080"/>
+        <a:srgbClr val="59A8D1"/>
       </a:folHlink>
     </a:clrScheme>
     <a:fontScheme name="Office">
